--- a/reports/MPC-report-week-3.docx
+++ b/reports/MPC-report-week-3.docx
@@ -166,6 +166,7 @@
       </w:pPr>
       <w:r>
         <w:rPr>
+          <w:noProof/>
           <w:lang w:val="en-US"/>
         </w:rPr>
         <w:drawing>
@@ -235,6 +236,7 @@
       <w:r>
         <w:rPr>
           <w:rFonts w:ascii="Open Sans" w:hAnsi="Open Sans" w:cs="Open Sans"/>
+          <w:noProof/>
           <w:sz w:val="21"/>
           <w:szCs w:val="21"/>
           <w:lang w:val="en-US"/>
@@ -402,25 +404,7 @@
                               <w:t xml:space="preserve">Figure </w:t>
                             </w:r>
                             <w:r>
-                              <w:fldChar w:fldCharType="begin"/>
-                            </w:r>
-                            <w:r>
-                              <w:instrText xml:space="preserve"> SEQ Figure \* ARABIC </w:instrText>
-                            </w:r>
-                            <w:r>
-                              <w:fldChar w:fldCharType="separate"/>
-                            </w:r>
-                            <w:r>
-                              <w:rPr>
-                                <w:noProof/>
-                              </w:rPr>
                               <w:t>2</w:t>
-                            </w:r>
-                            <w:r>
-                              <w:rPr>
-                                <w:noProof/>
-                              </w:rPr>
-                              <w:fldChar w:fldCharType="end"/>
                             </w:r>
                             <w:r>
                               <w:rPr>
@@ -504,25 +488,7 @@
                         <w:t xml:space="preserve">Figure </w:t>
                       </w:r>
                       <w:r>
-                        <w:fldChar w:fldCharType="begin"/>
-                      </w:r>
-                      <w:r>
-                        <w:instrText xml:space="preserve"> SEQ Figure \* ARABIC </w:instrText>
-                      </w:r>
-                      <w:r>
-                        <w:fldChar w:fldCharType="separate"/>
-                      </w:r>
-                      <w:r>
-                        <w:rPr>
-                          <w:noProof/>
-                        </w:rPr>
                         <w:t>2</w:t>
-                      </w:r>
-                      <w:r>
-                        <w:rPr>
-                          <w:noProof/>
-                        </w:rPr>
-                        <w:fldChar w:fldCharType="end"/>
                       </w:r>
                       <w:r>
                         <w:rPr>
@@ -862,6 +828,7 @@
       <w:r>
         <w:rPr>
           <w:rFonts w:ascii="Open Sans" w:eastAsia="Times New Roman" w:hAnsi="Open Sans" w:cs="Open Sans"/>
+          <w:noProof/>
           <w:color w:val="000000"/>
           <w:sz w:val="21"/>
           <w:szCs w:val="21"/>
@@ -935,6 +902,7 @@
       <w:r>
         <w:rPr>
           <w:rFonts w:ascii="Open Sans" w:eastAsia="Times New Roman" w:hAnsi="Open Sans" w:cs="Open Sans"/>
+          <w:noProof/>
           <w:color w:val="000000"/>
           <w:sz w:val="21"/>
           <w:szCs w:val="21"/>
@@ -1008,6 +976,7 @@
       <w:r>
         <w:rPr>
           <w:rFonts w:ascii="Open Sans" w:eastAsia="Times New Roman" w:hAnsi="Open Sans" w:cs="Open Sans"/>
+          <w:noProof/>
           <w:color w:val="000000"/>
           <w:sz w:val="21"/>
           <w:szCs w:val="21"/>
@@ -1367,22 +1336,13 @@
                               </w:rPr>
                             </w:pPr>
                             <w:r>
-                              <w:t xml:space="preserve">Figure </w:t>
-                            </w:r>
-                            <w:r>
-                              <w:t>4</w:t>
+                              <w:t>Figure 4</w:t>
                             </w:r>
                             <w:r>
                               <w:rPr>
                                 <w:lang w:val="en-US"/>
                               </w:rPr>
-                              <w:t xml:space="preserve"> – Path </w:t>
-                            </w:r>
-                            <w:r>
-                              <w:rPr>
-                                <w:lang w:val="en-US"/>
-                              </w:rPr>
-                              <w:t>2</w:t>
+                              <w:t xml:space="preserve"> – Path 2</w:t>
                             </w:r>
                             <w:r>
                               <w:rPr>
@@ -1426,22 +1386,13 @@
                         </w:rPr>
                       </w:pPr>
                       <w:r>
-                        <w:t xml:space="preserve">Figure </w:t>
-                      </w:r>
-                      <w:r>
-                        <w:t>4</w:t>
+                        <w:t>Figure 4</w:t>
                       </w:r>
                       <w:r>
                         <w:rPr>
                           <w:lang w:val="en-US"/>
                         </w:rPr>
-                        <w:t xml:space="preserve"> – Path </w:t>
-                      </w:r>
-                      <w:r>
-                        <w:rPr>
-                          <w:lang w:val="en-US"/>
-                        </w:rPr>
-                        <w:t>2</w:t>
+                        <w:t xml:space="preserve"> – Path 2</w:t>
                       </w:r>
                       <w:r>
                         <w:rPr>
@@ -1509,10 +1460,7 @@
                               </w:rPr>
                             </w:pPr>
                             <w:r>
-                              <w:t xml:space="preserve">Figure </w:t>
-                            </w:r>
-                            <w:r>
-                              <w:t>5</w:t>
+                              <w:t>Figure 5</w:t>
                             </w:r>
                             <w:r>
                               <w:rPr>
@@ -1562,10 +1510,7 @@
                         </w:rPr>
                       </w:pPr>
                       <w:r>
-                        <w:t xml:space="preserve">Figure </w:t>
-                      </w:r>
-                      <w:r>
-                        <w:t>5</w:t>
+                        <w:t>Figure 5</w:t>
                       </w:r>
                       <w:r>
                         <w:rPr>
@@ -1714,28 +1659,13 @@
                               </w:rPr>
                             </w:pPr>
                             <w:r>
-                              <w:t xml:space="preserve">Figure </w:t>
-                            </w:r>
-                            <w:r>
-                              <w:t>9</w:t>
+                              <w:t>Figure 9</w:t>
                             </w:r>
                             <w:r>
                               <w:rPr>
                                 <w:lang w:val="en-US"/>
                               </w:rPr>
-                              <w:t xml:space="preserve"> – </w:t>
-                            </w:r>
-                            <w:r>
-                              <w:rPr>
-                                <w:lang w:val="en-US"/>
-                              </w:rPr>
-                              <w:t>Combined path</w:t>
-                            </w:r>
-                            <w:r>
-                              <w:rPr>
-                                <w:lang w:val="en-US"/>
-                              </w:rPr>
-                              <w:t xml:space="preserve"> following</w:t>
+                              <w:t xml:space="preserve"> – Combined path following</w:t>
                             </w:r>
                           </w:p>
                         </w:txbxContent>
@@ -1773,28 +1703,13 @@
                         </w:rPr>
                       </w:pPr>
                       <w:r>
-                        <w:t xml:space="preserve">Figure </w:t>
-                      </w:r>
-                      <w:r>
-                        <w:t>9</w:t>
+                        <w:t>Figure 9</w:t>
                       </w:r>
                       <w:r>
                         <w:rPr>
                           <w:lang w:val="en-US"/>
                         </w:rPr>
-                        <w:t xml:space="preserve"> – </w:t>
-                      </w:r>
-                      <w:r>
-                        <w:rPr>
-                          <w:lang w:val="en-US"/>
-                        </w:rPr>
-                        <w:t>Combined path</w:t>
-                      </w:r>
-                      <w:r>
-                        <w:rPr>
-                          <w:lang w:val="en-US"/>
-                        </w:rPr>
-                        <w:t xml:space="preserve"> following</w:t>
+                        <w:t xml:space="preserve"> – Combined path following</w:t>
                       </w:r>
                     </w:p>
                   </w:txbxContent>
@@ -1854,28 +1769,13 @@
                               </w:rPr>
                             </w:pPr>
                             <w:r>
-                              <w:t xml:space="preserve">Figure </w:t>
-                            </w:r>
-                            <w:r>
-                              <w:t>8</w:t>
+                              <w:t>Figure 8</w:t>
                             </w:r>
                             <w:r>
                               <w:rPr>
                                 <w:lang w:val="en-US"/>
                               </w:rPr>
-                              <w:t xml:space="preserve"> – </w:t>
-                            </w:r>
-                            <w:r>
-                              <w:rPr>
-                                <w:lang w:val="en-US"/>
-                              </w:rPr>
-                              <w:t>Arc</w:t>
-                            </w:r>
-                            <w:r>
-                              <w:rPr>
-                                <w:lang w:val="en-US"/>
-                              </w:rPr>
-                              <w:t xml:space="preserve"> path following</w:t>
+                              <w:t xml:space="preserve"> – Arc path following</w:t>
                             </w:r>
                           </w:p>
                         </w:txbxContent>
@@ -1913,28 +1813,13 @@
                         </w:rPr>
                       </w:pPr>
                       <w:r>
-                        <w:t xml:space="preserve">Figure </w:t>
-                      </w:r>
-                      <w:r>
-                        <w:t>8</w:t>
+                        <w:t>Figure 8</w:t>
                       </w:r>
                       <w:r>
                         <w:rPr>
                           <w:lang w:val="en-US"/>
                         </w:rPr>
-                        <w:t xml:space="preserve"> – </w:t>
-                      </w:r>
-                      <w:r>
-                        <w:rPr>
-                          <w:lang w:val="en-US"/>
-                        </w:rPr>
-                        <w:t>Arc</w:t>
-                      </w:r>
-                      <w:r>
-                        <w:rPr>
-                          <w:lang w:val="en-US"/>
-                        </w:rPr>
-                        <w:t xml:space="preserve"> path following</w:t>
+                        <w:t xml:space="preserve"> – Arc path following</w:t>
                       </w:r>
                     </w:p>
                   </w:txbxContent>
@@ -1994,28 +1879,13 @@
                               </w:rPr>
                             </w:pPr>
                             <w:r>
-                              <w:t xml:space="preserve">Figure </w:t>
-                            </w:r>
-                            <w:r>
-                              <w:t>7</w:t>
+                              <w:t>Figure 7</w:t>
                             </w:r>
                             <w:r>
                               <w:rPr>
                                 <w:lang w:val="en-US"/>
                               </w:rPr>
-                              <w:t xml:space="preserve"> – </w:t>
-                            </w:r>
-                            <w:r>
-                              <w:rPr>
-                                <w:lang w:val="en-US"/>
-                              </w:rPr>
-                              <w:t>Sine</w:t>
-                            </w:r>
-                            <w:r>
-                              <w:rPr>
-                                <w:lang w:val="en-US"/>
-                              </w:rPr>
-                              <w:t xml:space="preserve"> path following</w:t>
+                              <w:t xml:space="preserve"> – Sine path following</w:t>
                             </w:r>
                           </w:p>
                         </w:txbxContent>
@@ -2053,28 +1923,13 @@
                         </w:rPr>
                       </w:pPr>
                       <w:r>
-                        <w:t xml:space="preserve">Figure </w:t>
-                      </w:r>
-                      <w:r>
-                        <w:t>7</w:t>
+                        <w:t>Figure 7</w:t>
                       </w:r>
                       <w:r>
                         <w:rPr>
                           <w:lang w:val="en-US"/>
                         </w:rPr>
-                        <w:t xml:space="preserve"> – </w:t>
-                      </w:r>
-                      <w:r>
-                        <w:rPr>
-                          <w:lang w:val="en-US"/>
-                        </w:rPr>
-                        <w:t>Sine</w:t>
-                      </w:r>
-                      <w:r>
-                        <w:rPr>
-                          <w:lang w:val="en-US"/>
-                        </w:rPr>
-                        <w:t xml:space="preserve"> path following</w:t>
+                        <w:t xml:space="preserve"> – Sine path following</w:t>
                       </w:r>
                     </w:p>
                   </w:txbxContent>
@@ -2134,34 +1989,13 @@
                               </w:rPr>
                             </w:pPr>
                             <w:r>
-                              <w:t xml:space="preserve">Figure </w:t>
-                            </w:r>
-                            <w:r>
-                              <w:t>6</w:t>
+                              <w:t>Figure 6</w:t>
                             </w:r>
                             <w:r>
                               <w:rPr>
                                 <w:lang w:val="en-US"/>
                               </w:rPr>
-                              <w:t xml:space="preserve"> – </w:t>
-                            </w:r>
-                            <w:r>
-                              <w:rPr>
-                                <w:lang w:val="en-US"/>
-                              </w:rPr>
-                              <w:t>Line path</w:t>
-                            </w:r>
-                            <w:r>
-                              <w:rPr>
-                                <w:lang w:val="en-US"/>
-                              </w:rPr>
-                              <w:t xml:space="preserve"> </w:t>
-                            </w:r>
-                            <w:r>
-                              <w:rPr>
-                                <w:lang w:val="en-US"/>
-                              </w:rPr>
-                              <w:t>following</w:t>
+                              <w:t xml:space="preserve"> – Line path following</w:t>
                             </w:r>
                           </w:p>
                         </w:txbxContent>
@@ -2199,34 +2033,13 @@
                         </w:rPr>
                       </w:pPr>
                       <w:r>
-                        <w:t xml:space="preserve">Figure </w:t>
-                      </w:r>
-                      <w:r>
-                        <w:t>6</w:t>
+                        <w:t>Figure 6</w:t>
                       </w:r>
                       <w:r>
                         <w:rPr>
                           <w:lang w:val="en-US"/>
                         </w:rPr>
-                        <w:t xml:space="preserve"> – </w:t>
-                      </w:r>
-                      <w:r>
-                        <w:rPr>
-                          <w:lang w:val="en-US"/>
-                        </w:rPr>
-                        <w:t>Line path</w:t>
-                      </w:r>
-                      <w:r>
-                        <w:rPr>
-                          <w:lang w:val="en-US"/>
-                        </w:rPr>
-                        <w:t xml:space="preserve"> </w:t>
-                      </w:r>
-                      <w:r>
-                        <w:rPr>
-                          <w:lang w:val="en-US"/>
-                        </w:rPr>
-                        <w:t>following</w:t>
+                        <w:t xml:space="preserve"> – Line path following</w:t>
                       </w:r>
                     </w:p>
                   </w:txbxContent>
@@ -2240,6 +2053,7 @@
       <w:r>
         <w:rPr>
           <w:rFonts w:ascii="Open Sans" w:eastAsia="Times New Roman" w:hAnsi="Open Sans" w:cs="Open Sans"/>
+          <w:noProof/>
           <w:color w:val="000000"/>
           <w:sz w:val="21"/>
           <w:szCs w:val="21"/>
@@ -2313,6 +2127,7 @@
       <w:r>
         <w:rPr>
           <w:rFonts w:ascii="Open Sans" w:eastAsia="Times New Roman" w:hAnsi="Open Sans" w:cs="Open Sans"/>
+          <w:noProof/>
           <w:color w:val="000000"/>
           <w:sz w:val="21"/>
           <w:szCs w:val="21"/>
@@ -2386,6 +2201,7 @@
       <w:r>
         <w:rPr>
           <w:rFonts w:ascii="Open Sans" w:eastAsia="Times New Roman" w:hAnsi="Open Sans" w:cs="Open Sans"/>
+          <w:noProof/>
           <w:color w:val="000000"/>
           <w:sz w:val="21"/>
           <w:szCs w:val="21"/>
@@ -2459,6 +2275,7 @@
       <w:r>
         <w:rPr>
           <w:rFonts w:ascii="Open Sans" w:eastAsia="Times New Roman" w:hAnsi="Open Sans" w:cs="Open Sans"/>
+          <w:noProof/>
           <w:color w:val="000000"/>
           <w:sz w:val="21"/>
           <w:szCs w:val="21"/>
@@ -2571,62 +2388,7 @@
           <w:shd w:val="clear" w:color="auto" w:fill="FFFFFF"/>
           <w:lang w:eastAsia="en-GB"/>
         </w:rPr>
-        <w:t xml:space="preserve"> </w:t>
-      </w:r>
-      <w:r>
-        <w:rPr>
-          <w:rFonts w:ascii="Open Sans" w:eastAsia="Times New Roman" w:hAnsi="Open Sans" w:cs="Open Sans"/>
-          <w:color w:val="000000"/>
-          <w:sz w:val="21"/>
-          <w:szCs w:val="21"/>
-          <w:shd w:val="clear" w:color="auto" w:fill="FFFFFF"/>
-          <w:lang w:eastAsia="en-GB"/>
-        </w:rPr>
-        <w:t>The higher the kappa, the higher the control action in response to the error.</w:t>
-      </w:r>
-      <w:r>
-        <w:rPr>
-          <w:rFonts w:ascii="Open Sans" w:eastAsia="Times New Roman" w:hAnsi="Open Sans" w:cs="Open Sans"/>
-          <w:color w:val="000000"/>
-          <w:sz w:val="21"/>
-          <w:szCs w:val="21"/>
-          <w:shd w:val="clear" w:color="auto" w:fill="FFFFFF"/>
-          <w:lang w:eastAsia="en-GB"/>
-        </w:rPr>
-        <w:t xml:space="preserve"> </w:t>
-      </w:r>
-      <w:r>
-        <w:rPr>
-          <w:rFonts w:ascii="Open Sans" w:eastAsia="Times New Roman" w:hAnsi="Open Sans" w:cs="Open Sans"/>
-          <w:color w:val="000000"/>
-          <w:sz w:val="21"/>
-          <w:szCs w:val="21"/>
-          <w:shd w:val="clear" w:color="auto" w:fill="FFFFFF"/>
-          <w:lang w:eastAsia="en-GB"/>
-        </w:rPr>
-        <w:t>Epsilon represents the look-ahead distance</w:t>
-      </w:r>
-      <w:r>
-        <w:rPr>
-          <w:rFonts w:ascii="Open Sans" w:eastAsia="Times New Roman" w:hAnsi="Open Sans" w:cs="Open Sans"/>
-          <w:color w:val="000000"/>
-          <w:sz w:val="21"/>
-          <w:szCs w:val="21"/>
-          <w:shd w:val="clear" w:color="auto" w:fill="FFFFFF"/>
-          <w:lang w:eastAsia="en-GB"/>
-        </w:rPr>
-        <w:t xml:space="preserve"> (distance between robot and point P)</w:t>
-      </w:r>
-      <w:r>
-        <w:rPr>
-          <w:rFonts w:ascii="Open Sans" w:eastAsia="Times New Roman" w:hAnsi="Open Sans" w:cs="Open Sans"/>
-          <w:color w:val="000000"/>
-          <w:sz w:val="21"/>
-          <w:szCs w:val="21"/>
-          <w:shd w:val="clear" w:color="auto" w:fill="FFFFFF"/>
-          <w:lang w:eastAsia="en-GB"/>
-        </w:rPr>
-        <w:t>. A larger epsilon gives a smoother but less accurate path following.</w:t>
+        <w:t xml:space="preserve"> The higher the kappa, the higher the control action in response to the error. Epsilon represents the look-ahead distance (distance between robot and point P). A larger epsilon gives a smoother but less accurate path following.</w:t>
       </w:r>
       <w:r>
         <w:rPr>
@@ -3841,6 +3603,7 @@
   <w:style w:type="character" w:default="1" w:styleId="Standardnpsmoodstavce">
     <w:name w:val="Default Paragraph Font"/>
     <w:uiPriority w:val="1"/>
+    <w:semiHidden/>
     <w:unhideWhenUsed/>
   </w:style>
   <w:style w:type="table" w:default="1" w:styleId="Normlntabulka">
